--- a/Fintech B2C/Preliminar/03_equipo_arquitectura_fintech.docx
+++ b/Fintech B2C/Preliminar/03_equipo_arquitectura_fintech.docx
@@ -378,19 +378,6 @@
         <w:rPr>
           <w:lang w:val="es-CO"/>
         </w:rPr>
-        <w:t>- Infraestructura cloud para despliegue de la plataforma fintech.</w:t>
-      </w:r>
-    </w:p>
-    <w:p>
-      <w:pPr>
-        <w:rPr>
-          <w:lang w:val="es-CO"/>
-        </w:rPr>
-      </w:pPr>
-      <w:r>
-        <w:rPr>
-          <w:lang w:val="es-CO"/>
-        </w:rPr>
         <w:t>- Equipo de desarrollo para implementación de los servicios del sistema.</w:t>
       </w:r>
     </w:p>
